--- a/templates/dkp_pieces.docx
+++ b/templates/dkp_pieces.docx
@@ -206,83 +206,12 @@
               </w:rPr>
             </w:pPr>
             <w:r>
-              <w:rPr>
-                <w:b/>
-                <w:sz w:val="20"/>
-                <w:szCs w:val="20"/>
-              </w:rPr>
-              <w:t>ФИО, паспорт, адрес</w:t>
+              <w:t>ФИО, дата рождения, паспорт, адрес</w:t>
             </w:r>
           </w:p>
           <w:p>
             <w:r>
-              <w:rPr>
-                <w:rStyle w:val="hljs-string"/>
-              </w:rPr>
-              <w:t>{{</w:t>
-            </w:r>
-            <w:r>
-              <w:rPr>
-                <w:rStyle w:val="hljs-string"/>
-              </w:rPr>
-              <w:t>ФИО</w:t>
-            </w:r>
-            <w:r>
-              <w:rPr>
-                <w:rStyle w:val="hljs-string"/>
-              </w:rPr>
-              <w:t xml:space="preserve"> </w:t>
-            </w:r>
-            <w:r>
-              <w:t>продавец</w:t>
-            </w:r>
-            <w:r>
-              <w:rPr>
-                <w:rStyle w:val="hljs-string"/>
-              </w:rPr>
-              <w:t>}} {{</w:t>
-            </w:r>
-            <w:r>
-              <w:rPr>
-                <w:rStyle w:val="hljs-string"/>
-              </w:rPr>
-              <w:t>Паспорт</w:t>
-            </w:r>
-            <w:r>
-              <w:rPr>
-                <w:rStyle w:val="hljs-string"/>
-              </w:rPr>
-              <w:t xml:space="preserve"> </w:t>
-            </w:r>
-            <w:r>
-              <w:t>продавец</w:t>
-            </w:r>
-            <w:r>
-              <w:rPr>
-                <w:rStyle w:val="hljs-string"/>
-              </w:rPr>
-              <w:t>}} {{</w:t>
-            </w:r>
-            <w:r>
-              <w:rPr>
-                <w:rStyle w:val="hljs-string"/>
-              </w:rPr>
-              <w:t>Адрес</w:t>
-            </w:r>
-            <w:r>
-              <w:rPr>
-                <w:rStyle w:val="hljs-string"/>
-              </w:rPr>
-              <w:t xml:space="preserve"> </w:t>
-            </w:r>
-            <w:r>
-              <w:t>продавец</w:t>
-            </w:r>
-            <w:r>
-              <w:rPr>
-                <w:rStyle w:val="hljs-string"/>
-              </w:rPr>
-              <w:t>}}</w:t>
+              <w:t>{{ФИО продавец}} {{Дата рождения продавец}} {{Паспорт продавец}} {{Адрес продавец}}</w:t>
             </w:r>
           </w:p>
           <w:p>
@@ -346,53 +275,12 @@
               </w:rPr>
             </w:pPr>
             <w:r>
-              <w:rPr>
-                <w:b/>
-                <w:sz w:val="20"/>
-                <w:szCs w:val="20"/>
-              </w:rPr>
-              <w:t>ФИО, паспорт</w:t>
-            </w:r>
-            <w:r>
-              <w:rPr>
-                <w:b/>
-                <w:sz w:val="20"/>
-                <w:szCs w:val="20"/>
-              </w:rPr>
-              <w:t xml:space="preserve">, </w:t>
-            </w:r>
-            <w:r>
-              <w:rPr>
-                <w:b/>
-                <w:sz w:val="20"/>
-                <w:szCs w:val="20"/>
-              </w:rPr>
-              <w:t>адрес</w:t>
+              <w:t>ФИО, дата рождения, паспорт, адрес</w:t>
             </w:r>
           </w:p>
           <w:p>
             <w:r>
-              <w:t>{{ФИО</w:t>
-            </w:r>
-            <w:proofErr w:type="gramStart"/>
-            <w:r>
-              <w:t xml:space="preserve">}} </w:t>
-            </w:r>
-            <w:r>
-              <w:t xml:space="preserve"> </w:t>
-            </w:r>
-            <w:r>
-              <w:t>{</w:t>
-            </w:r>
-            <w:proofErr w:type="gramEnd"/>
-            <w:r>
-              <w:t xml:space="preserve">{Паспорт}} </w:t>
-            </w:r>
-            <w:r>
-              <w:t xml:space="preserve"> </w:t>
-            </w:r>
-            <w:r>
-              <w:t>{{Адрес}}</w:t>
+              <w:t>{{ФИО}} {{Дата рождения}} {{Паспорт}} {{Адрес}}</w:t>
             </w:r>
           </w:p>
           <w:p>
@@ -1229,6 +1117,11 @@
           <w:szCs w:val="28"/>
         </w:rPr>
         <w:t>___            Покупатель_____________________</w:t>
+      </w:r>
+    </w:p>
+    <w:p>
+      <w:r>
+        <w:t>{{Подпись продавец}}                                      {{Подпись}}</w:t>
       </w:r>
     </w:p>
     <w:p>

--- a/templates/dkp_pieces.docx
+++ b/templates/dkp_pieces.docx
@@ -167,7 +167,7 @@
     </w:p>
     <w:p>
       <w:pPr>
-        <w:spacing w:line="240" w:lineRule="auto"/>
+        <w:spacing w:line="240" w:lineRule="auto" w:after="20" w:before="0"/>
         <w:rPr>
           <w:b/>
           <w:sz w:val="20"/>
@@ -177,66 +177,38 @@
       <w:r>
         <w:rPr>
           <w:b/>
-          <w:sz w:val="20"/>
-          <w:szCs w:val="20"/>
         </w:rPr>
         <w:t>Продавец:</w:t>
       </w:r>
-    </w:p>
-    <w:tbl>
-      <w:tblPr>
-        <w:tblStyle w:val="a3"/>
-        <w:tblW w:w="0" w:type="auto"/>
-        <w:tblLook w:val="04A0" w:firstRow="1" w:lastRow="0" w:firstColumn="1" w:lastColumn="0" w:noHBand="0" w:noVBand="1"/>
-      </w:tblPr>
-      <w:tblGrid>
-        <w:gridCol w:w="9345"/>
-      </w:tblGrid>
-      <w:tr>
-        <w:tc>
-          <w:tcPr>
-            <w:tcW w:w="9345" w:type="dxa"/>
-          </w:tcPr>
-          <w:p>
-            <w:pPr>
-              <w:rPr>
-                <w:b/>
-                <w:sz w:val="20"/>
-                <w:szCs w:val="20"/>
-              </w:rPr>
-            </w:pPr>
-            <w:r>
-              <w:t>ФИО, дата рождения, паспорт, адрес</w:t>
-            </w:r>
-          </w:p>
-          <w:p>
-            <w:r>
-              <w:t>{{ФИО продавец}} {{Дата рождения продавец}} {{Паспорт продавец}} {{Адрес продавец}}</w:t>
-            </w:r>
-          </w:p>
-          <w:p>
-            <w:pPr>
-              <w:rPr>
-                <w:b/>
-                <w:sz w:val="20"/>
-                <w:szCs w:val="20"/>
-              </w:rPr>
-            </w:pPr>
-            <w:r>
-              <w:rPr>
-                <w:b/>
-                <w:sz w:val="20"/>
-                <w:szCs w:val="20"/>
-              </w:rPr>
-              <w:t xml:space="preserve"> </w:t>
-            </w:r>
-          </w:p>
-        </w:tc>
-      </w:tr>
-    </w:tbl>
-    <w:p>
-      <w:pPr>
-        <w:spacing w:line="240" w:lineRule="auto"/>
+      <w:r/>
+    </w:p>
+    <w:p>
+      <w:pPr>
+        <w:spacing w:after="20" w:before="0" w:line="240" w:lineRule="auto"/>
+      </w:pPr>
+      <w:r>
+        <w:t>ФИО: {{ФИО продавец}}, дата рождения: {{Дата рождения продавец}}</w:t>
+      </w:r>
+    </w:p>
+    <w:p>
+      <w:pPr>
+        <w:spacing w:after="20" w:before="0" w:line="240" w:lineRule="auto"/>
+      </w:pPr>
+      <w:r>
+        <w:t>Паспорт: {{Паспорт продавец}}</w:t>
+      </w:r>
+    </w:p>
+    <w:p>
+      <w:pPr>
+        <w:spacing w:after="20" w:before="0" w:line="240" w:lineRule="auto"/>
+      </w:pPr>
+      <w:r>
+        <w:t>Адрес регистрации: {{Адрес продавец}}</w:t>
+      </w:r>
+    </w:p>
+    <w:p>
+      <w:pPr>
+        <w:spacing w:line="240" w:lineRule="auto" w:after="20" w:before="0"/>
         <w:rPr>
           <w:b/>
           <w:sz w:val="20"/>
@@ -246,55 +218,35 @@
       <w:r>
         <w:rPr>
           <w:b/>
-          <w:sz w:val="20"/>
-          <w:szCs w:val="20"/>
         </w:rPr>
         <w:t>Покупатель:</w:t>
       </w:r>
-    </w:p>
-    <w:tbl>
-      <w:tblPr>
-        <w:tblStyle w:val="a3"/>
-        <w:tblW w:w="0" w:type="auto"/>
-        <w:tblLook w:val="04A0" w:firstRow="1" w:lastRow="0" w:firstColumn="1" w:lastColumn="0" w:noHBand="0" w:noVBand="1"/>
-      </w:tblPr>
-      <w:tblGrid>
-        <w:gridCol w:w="9345"/>
-      </w:tblGrid>
-      <w:tr>
-        <w:tc>
-          <w:tcPr>
-            <w:tcW w:w="9345" w:type="dxa"/>
-          </w:tcPr>
-          <w:p>
-            <w:pPr>
-              <w:rPr>
-                <w:b/>
-                <w:sz w:val="20"/>
-                <w:szCs w:val="20"/>
-              </w:rPr>
-            </w:pPr>
-            <w:r>
-              <w:t>ФИО, дата рождения, паспорт, адрес</w:t>
-            </w:r>
-          </w:p>
-          <w:p>
-            <w:r>
-              <w:t>{{ФИО}} {{Дата рождения}} {{Паспорт}} {{Адрес}}</w:t>
-            </w:r>
-          </w:p>
-          <w:p>
-            <w:pPr>
-              <w:rPr>
-                <w:b/>
-                <w:sz w:val="20"/>
-                <w:szCs w:val="20"/>
-              </w:rPr>
-            </w:pPr>
-          </w:p>
-        </w:tc>
-      </w:tr>
-    </w:tbl>
+      <w:r/>
+    </w:p>
+    <w:p>
+      <w:pPr>
+        <w:spacing w:after="20" w:before="0" w:line="240" w:lineRule="auto"/>
+      </w:pPr>
+      <w:r>
+        <w:t>ФИО: {{ФИО}}, дата рождения: {{Дата рождения}}</w:t>
+      </w:r>
+    </w:p>
+    <w:p>
+      <w:pPr>
+        <w:spacing w:after="20" w:before="0" w:line="240" w:lineRule="auto"/>
+      </w:pPr>
+      <w:r>
+        <w:t>Паспорт: {{Паспорт}}</w:t>
+      </w:r>
+    </w:p>
+    <w:p>
+      <w:pPr>
+        <w:spacing w:after="20" w:before="0" w:line="240" w:lineRule="auto"/>
+      </w:pPr>
+      <w:r>
+        <w:t>Адрес регистрации: {{Адрес}}</w:t>
+      </w:r>
+    </w:p>
     <w:p>
       <w:pPr>
         <w:spacing w:line="240" w:lineRule="auto"/>
@@ -783,6 +735,19 @@
     </w:p>
     <w:p>
       <w:pPr>
+        <w:spacing w:line="240" w:lineRule="auto" w:after="20" w:before="0"/>
+        <w:rPr>
+          <w:i/>
+          <w:sz w:val="20"/>
+          <w:szCs w:val="20"/>
+        </w:rPr>
+      </w:pPr>
+      <w:r>
+        <w:t>СТОИМОСТЬ: {{Сумма ДКП}} РУБ ({{Сумма ДКП прописью}})</w:t>
+      </w:r>
+    </w:p>
+    <w:p>
+      <w:pPr>
         <w:spacing w:line="240" w:lineRule="auto"/>
         <w:rPr>
           <w:i/>
@@ -796,15 +761,39 @@
           <w:sz w:val="20"/>
           <w:szCs w:val="20"/>
         </w:rPr>
-        <w:t xml:space="preserve">СТОИМОСТЬ: </w:t>
-      </w:r>
-      <w:r>
-        <w:rPr>
-          <w:i/>
-          <w:sz w:val="20"/>
-          <w:szCs w:val="20"/>
-        </w:rPr>
-        <w:t>()</w:t>
+        <w:t>2.</w:t>
+      </w:r>
+      <w:r>
+        <w:rPr>
+          <w:rStyle w:val="ab"/>
+          <w:sz w:val="20"/>
+          <w:szCs w:val="20"/>
+        </w:rPr>
+        <w:t>ПРОДАВЕЦ</w:t>
+      </w:r>
+      <w:r>
+        <w:rPr>
+          <w:i/>
+          <w:sz w:val="20"/>
+          <w:szCs w:val="20"/>
+        </w:rPr>
+        <w:t xml:space="preserve"> подтверждает,</w:t>
+      </w:r>
+      <w:r>
+        <w:rPr>
+          <w:i/>
+          <w:sz w:val="20"/>
+          <w:szCs w:val="20"/>
+        </w:rPr>
+        <w:t xml:space="preserve"> что данное ТС не заложено, не </w:t>
+      </w:r>
+      <w:r>
+        <w:rPr>
+          <w:i/>
+          <w:sz w:val="20"/>
+          <w:szCs w:val="20"/>
+        </w:rPr>
+        <w:t>арестовано, не находится под обременением третьих лиц.</w:t>
       </w:r>
     </w:p>
     <w:p>
@@ -822,39 +811,89 @@
           <w:sz w:val="20"/>
           <w:szCs w:val="20"/>
         </w:rPr>
-        <w:t>2.</w:t>
-      </w:r>
-      <w:r>
-        <w:rPr>
-          <w:rStyle w:val="ab"/>
-          <w:sz w:val="20"/>
-          <w:szCs w:val="20"/>
-        </w:rPr>
-        <w:t>ПРОДАВЕЦ</w:t>
-      </w:r>
-      <w:r>
-        <w:rPr>
-          <w:i/>
-          <w:sz w:val="20"/>
-          <w:szCs w:val="20"/>
-        </w:rPr>
-        <w:t xml:space="preserve"> подтверждает,</w:t>
-      </w:r>
-      <w:r>
-        <w:rPr>
-          <w:i/>
-          <w:sz w:val="20"/>
-          <w:szCs w:val="20"/>
-        </w:rPr>
-        <w:t xml:space="preserve"> что данное ТС не заложено, не </w:t>
-      </w:r>
-      <w:r>
-        <w:rPr>
-          <w:i/>
-          <w:sz w:val="20"/>
-          <w:szCs w:val="20"/>
-        </w:rPr>
-        <w:t>арестовано, не находится под обременением третьих лиц.</w:t>
+        <w:t>3.</w:t>
+      </w:r>
+      <w:r>
+        <w:rPr>
+          <w:b/>
+          <w:i/>
+          <w:sz w:val="20"/>
+          <w:szCs w:val="20"/>
+        </w:rPr>
+        <w:t xml:space="preserve">Продавец ПЕРЕДАЕТ </w:t>
+      </w:r>
+      <w:r>
+        <w:rPr>
+          <w:i/>
+          <w:sz w:val="20"/>
+          <w:szCs w:val="20"/>
+        </w:rPr>
+        <w:t xml:space="preserve">вышеуказанное </w:t>
+      </w:r>
+      <w:r>
+        <w:rPr>
+          <w:b/>
+          <w:i/>
+          <w:sz w:val="20"/>
+          <w:szCs w:val="20"/>
+        </w:rPr>
+        <w:t>ТС</w:t>
+      </w:r>
+      <w:r>
+        <w:rPr>
+          <w:i/>
+          <w:sz w:val="20"/>
+          <w:szCs w:val="20"/>
+        </w:rPr>
+        <w:t xml:space="preserve"> покупателю </w:t>
+      </w:r>
+      <w:r>
+        <w:rPr>
+          <w:i/>
+          <w:sz w:val="20"/>
+          <w:szCs w:val="20"/>
+        </w:rPr>
+        <w:t>и получает</w:t>
+      </w:r>
+      <w:r>
+        <w:rPr>
+          <w:i/>
+          <w:sz w:val="20"/>
+          <w:szCs w:val="20"/>
+        </w:rPr>
+        <w:t xml:space="preserve"> полную </w:t>
+      </w:r>
+      <w:r>
+        <w:rPr>
+          <w:i/>
+          <w:sz w:val="20"/>
+          <w:szCs w:val="20"/>
+        </w:rPr>
+        <w:t xml:space="preserve">вышеуказанную </w:t>
+      </w:r>
+      <w:r>
+        <w:rPr>
+          <w:i/>
+          <w:sz w:val="20"/>
+          <w:szCs w:val="20"/>
+        </w:rPr>
+        <w:t>стоимость</w:t>
+      </w:r>
+      <w:r>
+        <w:rPr>
+          <w:i/>
+          <w:sz w:val="20"/>
+          <w:szCs w:val="20"/>
+        </w:rPr>
+        <w:t xml:space="preserve"> доли</w:t>
+      </w:r>
+      <w:r>
+        <w:rPr>
+          <w:i/>
+          <w:sz w:val="20"/>
+          <w:szCs w:val="20"/>
+        </w:rPr>
+        <w:t xml:space="preserve"> ТС.</w:t>
       </w:r>
     </w:p>
     <w:p>
@@ -872,7 +911,7 @@
           <w:sz w:val="20"/>
           <w:szCs w:val="20"/>
         </w:rPr>
-        <w:t>3.</w:t>
+        <w:t>4.</w:t>
       </w:r>
       <w:r>
         <w:rPr>
@@ -881,15 +920,39 @@
           <w:sz w:val="20"/>
           <w:szCs w:val="20"/>
         </w:rPr>
-        <w:t xml:space="preserve">Продавец ПЕРЕДАЕТ </w:t>
-      </w:r>
-      <w:r>
-        <w:rPr>
-          <w:i/>
-          <w:sz w:val="20"/>
-          <w:szCs w:val="20"/>
-        </w:rPr>
-        <w:t xml:space="preserve">вышеуказанное </w:t>
+        <w:t>Покупатель,</w:t>
+      </w:r>
+      <w:r>
+        <w:rPr>
+          <w:i/>
+          <w:sz w:val="20"/>
+          <w:szCs w:val="20"/>
+        </w:rPr>
+        <w:t xml:space="preserve"> сверив номера агрегатов, удовлетворённый внешним видом </w:t>
+      </w:r>
+      <w:r>
+        <w:rPr>
+          <w:i/>
+          <w:sz w:val="20"/>
+          <w:szCs w:val="20"/>
+        </w:rPr>
+        <w:t xml:space="preserve">данного </w:t>
+      </w:r>
+      <w:r>
+        <w:rPr>
+          <w:i/>
+          <w:sz w:val="20"/>
+          <w:szCs w:val="20"/>
+        </w:rPr>
+        <w:t>ТС, и осмотрев ТС во всех ракурсах</w:t>
+      </w:r>
+      <w:r>
+        <w:rPr>
+          <w:i/>
+          <w:sz w:val="20"/>
+          <w:szCs w:val="20"/>
+        </w:rPr>
+        <w:t xml:space="preserve">, </w:t>
       </w:r>
       <w:r>
         <w:rPr>
@@ -898,63 +961,39 @@
           <w:sz w:val="20"/>
           <w:szCs w:val="20"/>
         </w:rPr>
-        <w:t>ТС</w:t>
-      </w:r>
-      <w:r>
-        <w:rPr>
-          <w:i/>
-          <w:sz w:val="20"/>
-          <w:szCs w:val="20"/>
-        </w:rPr>
-        <w:t xml:space="preserve"> покупателю </w:t>
-      </w:r>
-      <w:r>
-        <w:rPr>
-          <w:i/>
-          <w:sz w:val="20"/>
-          <w:szCs w:val="20"/>
-        </w:rPr>
-        <w:t>и получает</w:t>
-      </w:r>
-      <w:r>
-        <w:rPr>
-          <w:i/>
-          <w:sz w:val="20"/>
-          <w:szCs w:val="20"/>
-        </w:rPr>
-        <w:t xml:space="preserve"> полную </w:t>
-      </w:r>
-      <w:r>
-        <w:rPr>
-          <w:i/>
-          <w:sz w:val="20"/>
-          <w:szCs w:val="20"/>
-        </w:rPr>
-        <w:t xml:space="preserve">вышеуказанную </w:t>
-      </w:r>
-      <w:r>
-        <w:rPr>
-          <w:i/>
-          <w:sz w:val="20"/>
-          <w:szCs w:val="20"/>
-        </w:rPr>
-        <w:t>стоимость</w:t>
-      </w:r>
-      <w:r>
-        <w:rPr>
-          <w:i/>
-          <w:sz w:val="20"/>
-          <w:szCs w:val="20"/>
-        </w:rPr>
-        <w:t xml:space="preserve"> доли</w:t>
-      </w:r>
-      <w:r>
-        <w:rPr>
-          <w:i/>
-          <w:sz w:val="20"/>
-          <w:szCs w:val="20"/>
-        </w:rPr>
-        <w:t xml:space="preserve"> ТС.</w:t>
+        <w:t>ПРИНИМАЕТ ТС</w:t>
+      </w:r>
+      <w:r>
+        <w:rPr>
+          <w:i/>
+          <w:sz w:val="20"/>
+          <w:szCs w:val="20"/>
+        </w:rPr>
+        <w:t xml:space="preserve"> и предает</w:t>
+      </w:r>
+      <w:r>
+        <w:rPr>
+          <w:i/>
+          <w:sz w:val="20"/>
+          <w:szCs w:val="20"/>
+        </w:rPr>
+        <w:t xml:space="preserve"> покупателю полную</w:t>
+      </w:r>
+      <w:r>
+        <w:rPr>
+          <w:i/>
+          <w:sz w:val="20"/>
+          <w:szCs w:val="20"/>
+        </w:rPr>
+        <w:t xml:space="preserve"> вышеуказанную стоимость</w:t>
+      </w:r>
+      <w:r>
+        <w:rPr>
+          <w:i/>
+          <w:sz w:val="20"/>
+          <w:szCs w:val="20"/>
+        </w:rPr>
+        <w:t xml:space="preserve"> ТС</w:t>
       </w:r>
     </w:p>
     <w:p>
@@ -972,89 +1011,7 @@
           <w:sz w:val="20"/>
           <w:szCs w:val="20"/>
         </w:rPr>
-        <w:t>4.</w:t>
-      </w:r>
-      <w:r>
-        <w:rPr>
-          <w:b/>
-          <w:i/>
-          <w:sz w:val="20"/>
-          <w:szCs w:val="20"/>
-        </w:rPr>
-        <w:t>Покупатель,</w:t>
-      </w:r>
-      <w:r>
-        <w:rPr>
-          <w:i/>
-          <w:sz w:val="20"/>
-          <w:szCs w:val="20"/>
-        </w:rPr>
-        <w:t xml:space="preserve"> сверив номера агрегатов, удовлетворённый внешним видом </w:t>
-      </w:r>
-      <w:r>
-        <w:rPr>
-          <w:i/>
-          <w:sz w:val="20"/>
-          <w:szCs w:val="20"/>
-        </w:rPr>
-        <w:t xml:space="preserve">данного </w:t>
-      </w:r>
-      <w:r>
-        <w:rPr>
-          <w:i/>
-          <w:sz w:val="20"/>
-          <w:szCs w:val="20"/>
-        </w:rPr>
-        <w:t>ТС, и осмотрев ТС во всех ракурсах</w:t>
-      </w:r>
-      <w:r>
-        <w:rPr>
-          <w:i/>
-          <w:sz w:val="20"/>
-          <w:szCs w:val="20"/>
-        </w:rPr>
-        <w:t xml:space="preserve">, </w:t>
-      </w:r>
-      <w:r>
-        <w:rPr>
-          <w:b/>
-          <w:i/>
-          <w:sz w:val="20"/>
-          <w:szCs w:val="20"/>
-        </w:rPr>
-        <w:t>ПРИНИМАЕТ ТС</w:t>
-      </w:r>
-      <w:r>
-        <w:rPr>
-          <w:i/>
-          <w:sz w:val="20"/>
-          <w:szCs w:val="20"/>
-        </w:rPr>
-        <w:t xml:space="preserve"> и предает</w:t>
-      </w:r>
-      <w:r>
-        <w:rPr>
-          <w:i/>
-          <w:sz w:val="20"/>
-          <w:szCs w:val="20"/>
-        </w:rPr>
-        <w:t xml:space="preserve"> покупателю полную</w:t>
-      </w:r>
-      <w:r>
-        <w:rPr>
-          <w:i/>
-          <w:sz w:val="20"/>
-          <w:szCs w:val="20"/>
-        </w:rPr>
-        <w:t xml:space="preserve"> вышеуказанную стоимость</w:t>
-      </w:r>
-      <w:r>
-        <w:rPr>
-          <w:i/>
-          <w:sz w:val="20"/>
-          <w:szCs w:val="20"/>
-        </w:rPr>
-        <w:t xml:space="preserve"> ТС</w:t>
+        <w:t>5.Все споры решаются в соответствии с действующем законодательством РФ. Данный договор составлен в трех экземплярах. По одному для сторон договора и один для регистрации ТС в МРЭО ГИБДД.</w:t>
       </w:r>
     </w:p>
     <w:p>
@@ -1066,74 +1023,45 @@
           <w:szCs w:val="20"/>
         </w:rPr>
       </w:pPr>
-      <w:r>
-        <w:rPr>
-          <w:i/>
-          <w:sz w:val="20"/>
-          <w:szCs w:val="20"/>
-        </w:rPr>
-        <w:t>5.Все споры решаются в соответствии с действующем законодательством РФ. Данный договор составлен в трех экземплярах. По одному для сторон договора и один для регистрации ТС в МРЭО ГИБДД.</w:t>
-      </w:r>
     </w:p>
     <w:p>
       <w:pPr>
         <w:spacing w:line="240" w:lineRule="auto"/>
-        <w:rPr>
-          <w:i/>
-          <w:sz w:val="20"/>
-          <w:szCs w:val="20"/>
-        </w:rPr>
-      </w:pPr>
-    </w:p>
-    <w:p>
-      <w:pPr>
-        <w:spacing w:line="240" w:lineRule="auto"/>
+        <w:jc w:val="center"/>
         <w:rPr>
           <w:i/>
           <w:sz w:val="28"/>
           <w:szCs w:val="28"/>
         </w:rPr>
       </w:pPr>
-      <w:r>
-        <w:rPr>
-          <w:i/>
-          <w:sz w:val="28"/>
-          <w:szCs w:val="28"/>
-        </w:rPr>
-        <w:t>Продавец____________</w:t>
-      </w:r>
-      <w:r>
-        <w:rPr>
-          <w:i/>
-          <w:sz w:val="28"/>
-          <w:szCs w:val="28"/>
-        </w:rPr>
-        <w:t>____</w:t>
-      </w:r>
-      <w:r>
-        <w:rPr>
-          <w:i/>
-          <w:sz w:val="28"/>
-          <w:szCs w:val="28"/>
-        </w:rPr>
-        <w:t>___            Покупатель_____________________</w:t>
-      </w:r>
-    </w:p>
-    <w:p>
-      <w:r>
-        <w:t>{{Подпись продавец}}                                      {{Подпись}}</w:t>
-      </w:r>
-    </w:p>
-    <w:p>
-      <w:pPr>
-        <w:spacing w:line="240" w:lineRule="auto"/>
-        <w:jc w:val="center"/>
-        <w:rPr>
-          <w:i/>
-          <w:sz w:val="28"/>
-          <w:szCs w:val="28"/>
-        </w:rPr>
-      </w:pPr>
+    </w:p>
+    <w:p>
+      <w:pPr>
+        <w:tabs>
+          <w:tab w:pos="5328" w:val="left"/>
+        </w:tabs>
+        <w:spacing w:before="160" w:after="0"/>
+      </w:pPr>
+      <w:r>
+        <w:rPr>
+          <w:sz w:val="22"/>
+        </w:rPr>
+        <w:t>Продавец ___________________            Покупатель ___________________</w:t>
+      </w:r>
+    </w:p>
+    <w:p>
+      <w:pPr>
+        <w:tabs>
+          <w:tab w:pos="5328" w:val="left"/>
+        </w:tabs>
+        <w:spacing w:before="0" w:after="0"/>
+      </w:pPr>
+      <w:r>
+        <w:rPr>
+          <w:sz w:val="22"/>
+        </w:rPr>
+        <w:t>{{Подпись продавец}}                                           {{Подпись}}</w:t>
+      </w:r>
     </w:p>
     <w:sectPr>
       <w:headerReference w:type="even" r:id="rId7"/>

--- a/templates/dkp_pieces.docx
+++ b/templates/dkp_pieces.docx
@@ -911,7 +911,7 @@
           <w:sz w:val="20"/>
           <w:szCs w:val="20"/>
         </w:rPr>
-        <w:t>4.</w:t>
+        <w:t>4.Покупатель, сверив номера агрегатов, удовлетворённый внешним видом данного ТС, и осмотрев ТС во всех ракурсах, ПРИНИМАЕТ ТС и передает продавцу полную вышеуказанную стоимость ТС</w:t>
       </w:r>
       <w:r>
         <w:rPr>
@@ -920,39 +920,34 @@
           <w:sz w:val="20"/>
           <w:szCs w:val="20"/>
         </w:rPr>
-        <w:t>Покупатель,</w:t>
-      </w:r>
-      <w:r>
-        <w:rPr>
-          <w:i/>
-          <w:sz w:val="20"/>
-          <w:szCs w:val="20"/>
-        </w:rPr>
-        <w:t xml:space="preserve"> сверив номера агрегатов, удовлетворённый внешним видом </w:t>
-      </w:r>
-      <w:r>
-        <w:rPr>
-          <w:i/>
-          <w:sz w:val="20"/>
-          <w:szCs w:val="20"/>
-        </w:rPr>
-        <w:t xml:space="preserve">данного </w:t>
-      </w:r>
-      <w:r>
-        <w:rPr>
-          <w:i/>
-          <w:sz w:val="20"/>
-          <w:szCs w:val="20"/>
-        </w:rPr>
-        <w:t>ТС, и осмотрев ТС во всех ракурсах</w:t>
-      </w:r>
-      <w:r>
-        <w:rPr>
-          <w:i/>
-          <w:sz w:val="20"/>
-          <w:szCs w:val="20"/>
-        </w:rPr>
-        <w:t xml:space="preserve">, </w:t>
+      </w:r>
+      <w:r>
+        <w:rPr>
+          <w:i/>
+          <w:sz w:val="20"/>
+          <w:szCs w:val="20"/>
+        </w:rPr>
+      </w:r>
+      <w:r>
+        <w:rPr>
+          <w:i/>
+          <w:sz w:val="20"/>
+          <w:szCs w:val="20"/>
+        </w:rPr>
+      </w:r>
+      <w:r>
+        <w:rPr>
+          <w:i/>
+          <w:sz w:val="20"/>
+          <w:szCs w:val="20"/>
+        </w:rPr>
+      </w:r>
+      <w:r>
+        <w:rPr>
+          <w:i/>
+          <w:sz w:val="20"/>
+          <w:szCs w:val="20"/>
+        </w:rPr>
       </w:r>
       <w:r>
         <w:rPr>
@@ -961,39 +956,34 @@
           <w:sz w:val="20"/>
           <w:szCs w:val="20"/>
         </w:rPr>
-        <w:t>ПРИНИМАЕТ ТС</w:t>
-      </w:r>
-      <w:r>
-        <w:rPr>
-          <w:i/>
-          <w:sz w:val="20"/>
-          <w:szCs w:val="20"/>
-        </w:rPr>
-        <w:t xml:space="preserve"> и предает</w:t>
-      </w:r>
-      <w:r>
-        <w:rPr>
-          <w:i/>
-          <w:sz w:val="20"/>
-          <w:szCs w:val="20"/>
-        </w:rPr>
-        <w:t xml:space="preserve"> покупателю полную</w:t>
-      </w:r>
-      <w:r>
-        <w:rPr>
-          <w:i/>
-          <w:sz w:val="20"/>
-          <w:szCs w:val="20"/>
-        </w:rPr>
-        <w:t xml:space="preserve"> вышеуказанную стоимость</w:t>
-      </w:r>
-      <w:r>
-        <w:rPr>
-          <w:i/>
-          <w:sz w:val="20"/>
-          <w:szCs w:val="20"/>
-        </w:rPr>
-        <w:t xml:space="preserve"> ТС</w:t>
+      </w:r>
+      <w:r>
+        <w:rPr>
+          <w:i/>
+          <w:sz w:val="20"/>
+          <w:szCs w:val="20"/>
+        </w:rPr>
+      </w:r>
+      <w:r>
+        <w:rPr>
+          <w:i/>
+          <w:sz w:val="20"/>
+          <w:szCs w:val="20"/>
+        </w:rPr>
+      </w:r>
+      <w:r>
+        <w:rPr>
+          <w:i/>
+          <w:sz w:val="20"/>
+          <w:szCs w:val="20"/>
+        </w:rPr>
+      </w:r>
+      <w:r>
+        <w:rPr>
+          <w:i/>
+          <w:sz w:val="20"/>
+          <w:szCs w:val="20"/>
+        </w:rPr>
       </w:r>
     </w:p>
     <w:p>
